--- a/2022年/2022年6月中国电子学会软件编程图形化等级考试2级.docx
+++ b/2022年/2022年6月中国电子学会软件编程图形化等级考试2级.docx
@@ -1,50 +1,5 @@
 
-<file path=docProps\app.xml><?xml version="1.0" encoding="utf-8"?>
-<Properties xmlns="http://schemas.openxmlformats.org/officeDocument/2006/extended-properties" xmlns:vt="http://schemas.openxmlformats.org/officeDocument/2006/docPropsVTypes">
-  <Template>Normal.dotm</Template>
-  <TotalTime>0</TotalTime>
-  <Pages>2</Pages>
-  <Words>3792</Words>
-  <Characters>21619</Characters>
-  <Application>Microsoft Office Word</Application>
-  <DocSecurity>4</DocSecurity>
-  <Lines>180</Lines>
-  <Paragraphs>50</Paragraphs>
-  <ScaleCrop>false</ScaleCrop>
-  <Company/>
-  <LinksUpToDate>false</LinksUpToDate>
-  <CharactersWithSpaces>25361</CharactersWithSpaces>
-  <SharedDoc>false</SharedDoc>
-  <HyperlinksChanged>false</HyperlinksChanged>
-  <AppVersion>16.0000</AppVersion>
-</Properties>
-</file>
-
-<file path=docProps\core.xml><?xml version="1.0" encoding="utf-8"?>
-<cp:coreProperties xmlns:cp="http://schemas.openxmlformats.org/package/2006/metadata/core-properties" xmlns:dc="http://purl.org/dc/elements/1.1/" xmlns:dcterms="http://purl.org/dc/terms/" xmlns:dcmitype="http://purl.org/dc/dcmitype/" xmlns:xsi="http://www.w3.org/2001/XMLSchema-instance">
-  <dc:title/>
-  <dc:subject/>
-  <dc:creator>Administrator</dc:creator>
-  <cp:keywords/>
-  <cp:lastModifiedBy>ku Uri</cp:lastModifiedBy>
-  <cp:revision>2</cp:revision>
-  <dcterms:created xsi:type="dcterms:W3CDTF">2026-09-20T15:06:00Z</dcterms:created>
-  <dcterms:modified xsi:type="dcterms:W3CDTF">2026-09-20T15:06:00Z</dcterms:modified>
-</cp:coreProperties>
-</file>
-
-<file path=docProps\custom.xml><?xml version="1.0" encoding="utf-8"?>
-<Properties xmlns="http://schemas.openxmlformats.org/officeDocument/2006/custom-properties" xmlns:vt="http://schemas.openxmlformats.org/officeDocument/2006/docPropsVTypes">
-  <property fmtid="{D5CDD505-2E9C-101B-9397-08002B2CF9AE}" pid="2" name="KSOProductBuildVer">
-    <vt:lpwstr>2052-11.1.0.11830</vt:lpwstr>
-  </property>
-  <property fmtid="{D5CDD505-2E9C-101B-9397-08002B2CF9AE}" pid="3" name="ICV">
-    <vt:lpwstr>C9318A120491472F8CBB898171480FDF</vt:lpwstr>
-  </property>
-</Properties>
-</file>
-
-<file path=word\document.xml><?xml version="1.0" encoding="utf-8"?>
+<file path=word/document.xml><?xml version="1.0" encoding="utf-8"?>
 <w:document xmlns:w="http://schemas.openxmlformats.org/wordprocessingml/2006/main" xmlns:r="http://schemas.openxmlformats.org/officeDocument/2006/relationships" xmlns:wp="http://schemas.openxmlformats.org/drawingml/2006/wordprocessingDrawing" xmlns:a="http://schemas.openxmlformats.org/drawingml/2006/main" xmlns:pic="http://schemas.openxmlformats.org/drawingml/2006/picture">
   <w:body>
     <w:p>
@@ -710,23 +665,23 @@
         </w:rPr>
         <w:drawing>
           <wp:inline distT="0" distB="0" distL="0" distR="0">
-            <wp:extent cx="3132000" cy="2857500"/>
+            <wp:extent cx="3132000" cy="2315192"/>
             <wp:effectExtent l="0" t="0" r="0" b="0"/>
-            <wp:docPr id="106" name="Picture 106" descr="image"/>
+            <wp:docPr id="178" name="Picture 178" descr="image"/>
             <wp:cNvGraphicFramePr>
-              <a:graphicFrameLocks xmlns:a="http://schemas.openxmlformats.org/drawingml/2006/main" noChangeAspect="1"/>
+              <a:graphicFrameLocks noChangeAspect="1"/>
             </wp:cNvGraphicFramePr>
-            <a:graphic xmlns:a="http://schemas.openxmlformats.org/drawingml/2006/main">
+            <a:graphic>
               <a:graphicData uri="http://schemas.openxmlformats.org/drawingml/2006/picture">
-                <pic:pic xmlns:pic="http://schemas.openxmlformats.org/drawingml/2006/picture">
+                <pic:pic>
                   <pic:nvPicPr>
-                    <pic:cNvPr id="106" name="Picture 106" descr="image"/>
+                    <pic:cNvPr id="178" name="Picture 178" descr="image"/>
                     <pic:cNvPicPr>
                       <a:picLocks noChangeAspect="1"/>
                     </pic:cNvPicPr>
                   </pic:nvPicPr>
                   <pic:blipFill>
-                    <a:blip r:embed="rId16|rId18"/>
+                    <a:blip r:embed="rId16"/>
                     <a:stretch>
                       <a:fillRect/>
                     </a:stretch>
@@ -734,7 +689,44 @@
                   <pic:spPr>
                     <a:xfrm>
                       <a:off x="0" y="0"/>
-                      <a:ext cx="3132000" cy="2857500"/>
+                      <a:ext cx="3132000" cy="2315192"/>
+                    </a:xfrm>
+                    <a:prstGeom prst="rect">
+                      <a:avLst/>
+                    </a:prstGeom>
+                  </pic:spPr>
+                </pic:pic>
+              </a:graphicData>
+            </a:graphic>
+          </wp:inline>
+        </w:drawing>
+        <w:drawing>
+          <wp:inline distT="0" distB="0" distL="0" distR="0">
+            <wp:extent cx="2276415" cy="2857500"/>
+            <wp:effectExtent l="0" t="0" r="0" b="0"/>
+            <wp:docPr id="179" name="Picture 179" descr="image"/>
+            <wp:cNvGraphicFramePr>
+              <a:graphicFrameLocks noChangeAspect="1"/>
+            </wp:cNvGraphicFramePr>
+            <a:graphic>
+              <a:graphicData uri="http://schemas.openxmlformats.org/drawingml/2006/picture">
+                <pic:pic>
+                  <pic:nvPicPr>
+                    <pic:cNvPr id="179" name="Picture 179" descr="image"/>
+                    <pic:cNvPicPr>
+                      <a:picLocks noChangeAspect="1"/>
+                    </pic:cNvPicPr>
+                  </pic:nvPicPr>
+                  <pic:blipFill>
+                    <a:blip r:embed="rId18"/>
+                    <a:stretch>
+                      <a:fillRect/>
+                    </a:stretch>
+                  </pic:blipFill>
+                  <pic:spPr>
+                    <a:xfrm>
+                      <a:off x="0" y="0"/>
+                      <a:ext cx="2276415" cy="2857500"/>
                     </a:xfrm>
                     <a:prstGeom prst="rect">
                       <a:avLst/>
@@ -1849,23 +1841,23 @@
         </w:rPr>
         <w:drawing>
           <wp:inline distT="0" distB="0" distL="0" distR="0">
-            <wp:extent cx="3132000" cy="2857500"/>
+            <wp:extent cx="3132000" cy="2341659"/>
             <wp:effectExtent l="0" t="0" r="0" b="0"/>
-            <wp:docPr id="117" name="Picture 117" descr="image"/>
+            <wp:docPr id="180" name="Picture 180" descr="image"/>
             <wp:cNvGraphicFramePr>
-              <a:graphicFrameLocks xmlns:a="http://schemas.openxmlformats.org/drawingml/2006/main" noChangeAspect="1"/>
+              <a:graphicFrameLocks noChangeAspect="1"/>
             </wp:cNvGraphicFramePr>
-            <a:graphic xmlns:a="http://schemas.openxmlformats.org/drawingml/2006/main">
+            <a:graphic>
               <a:graphicData uri="http://schemas.openxmlformats.org/drawingml/2006/picture">
-                <pic:pic xmlns:pic="http://schemas.openxmlformats.org/drawingml/2006/picture">
+                <pic:pic>
                   <pic:nvPicPr>
-                    <pic:cNvPr id="117" name="Picture 117" descr="image"/>
+                    <pic:cNvPr id="180" name="Picture 180" descr="image"/>
                     <pic:cNvPicPr>
                       <a:picLocks noChangeAspect="1"/>
                     </pic:cNvPicPr>
                   </pic:nvPicPr>
                   <pic:blipFill>
-                    <a:blip r:embed="rId40|rId42"/>
+                    <a:blip r:embed="rId40"/>
                     <a:stretch>
                       <a:fillRect/>
                     </a:stretch>
@@ -1873,7 +1865,7 @@
                   <pic:spPr>
                     <a:xfrm>
                       <a:off x="0" y="0"/>
-                      <a:ext cx="3132000" cy="2857500"/>
+                      <a:ext cx="3132000" cy="2341659"/>
                     </a:xfrm>
                     <a:prstGeom prst="rect">
                       <a:avLst/>
@@ -1884,171 +1876,25 @@
             </a:graphic>
           </wp:inline>
         </w:drawing>
-      </w:r>
-    </w:p>
-    <w:p>
-      <w:pPr>
-        <w:keepNext/>
-        <w:spacing w:before="60" w:after="20" w:line="300" w:lineRule="auto"/>
-        <w:ind w:left="420" w:right="0" w:firstLine="0"/>
-        <w:jc w:val="left"/>
-        <w:rPr>
-          <w:rFonts w:ascii="Times New Roman" w:hAnsi="Times New Roman" w:eastAsia="宋体" w:cs="Times New Roman"/>
-          <w:kern w:val="0"/>
-          <w:sz w:val="21"/>
-          <w:szCs w:val="21"/>
-        </w:rPr>
-      </w:pPr>
-      <w:r>
-        <w:rPr>
-          <w:rFonts w:ascii="Times New Roman" w:hAnsi="Times New Roman" w:eastAsia="宋体" w:cs="Times New Roman"/>
-          <w:kern w:val="0"/>
-          <w:sz w:val="21"/>
-          <w:szCs w:val="21"/>
-        </w:rPr>
-        <w:t xml:space="preserve">A．第二次点击女孩，女孩说“我的宠物不是鸭子”。</w:t>
-      </w:r>
-    </w:p>
-    <w:p>
-      <w:pPr>
-        <w:keepNext/>
-        <w:spacing w:before="60" w:after="20" w:line="300" w:lineRule="auto"/>
-        <w:ind w:left="420" w:right="0" w:firstLine="0"/>
-        <w:jc w:val="left"/>
-        <w:rPr>
-          <w:rFonts w:ascii="Times New Roman" w:hAnsi="Times New Roman" w:eastAsia="宋体" w:cs="Times New Roman"/>
-          <w:kern w:val="0"/>
-          <w:sz w:val="21"/>
-          <w:szCs w:val="21"/>
-        </w:rPr>
-      </w:pPr>
-      <w:r>
-        <w:rPr>
-          <w:rFonts w:ascii="Times New Roman" w:hAnsi="Times New Roman" w:eastAsia="宋体" w:cs="Times New Roman"/>
-          <w:kern w:val="0"/>
-          <w:sz w:val="21"/>
-          <w:szCs w:val="21"/>
-        </w:rPr>
-        <w:t xml:space="preserve">B．第二次点击女孩，女孩从鸭子处移动到Dog1的位置。</w:t>
-      </w:r>
-    </w:p>
-    <w:p>
-      <w:pPr>
-        <w:keepNext/>
-        <w:spacing w:before="60" w:after="20" w:line="300" w:lineRule="auto"/>
-        <w:ind w:left="420" w:right="0" w:firstLine="0"/>
-        <w:jc w:val="left"/>
-        <w:rPr>
-          <w:rFonts w:ascii="Times New Roman" w:hAnsi="Times New Roman" w:eastAsia="宋体" w:cs="Times New Roman"/>
-          <w:kern w:val="0"/>
-          <w:sz w:val="21"/>
-          <w:szCs w:val="21"/>
-        </w:rPr>
-      </w:pPr>
-      <w:r>
-        <w:rPr>
-          <w:rFonts w:ascii="Times New Roman" w:hAnsi="Times New Roman" w:eastAsia="宋体" w:cs="Times New Roman"/>
-          <w:kern w:val="0"/>
-          <w:sz w:val="21"/>
-          <w:szCs w:val="21"/>
-        </w:rPr>
-        <w:t xml:space="preserve">C．第二次点击女孩，女孩说“找到我的宠物了！”。</w:t>
-      </w:r>
-    </w:p>
-    <w:p>
-      <w:pPr>
-        <w:keepNext/>
-        <w:spacing w:before="60" w:after="20" w:line="300" w:lineRule="auto"/>
-        <w:ind w:left="420" w:right="0" w:firstLine="0"/>
-        <w:jc w:val="left"/>
-        <w:rPr>
-          <w:rFonts w:ascii="Times New Roman" w:hAnsi="Times New Roman" w:eastAsia="宋体" w:cs="Times New Roman"/>
-          <w:kern w:val="0"/>
-          <w:sz w:val="21"/>
-          <w:szCs w:val="21"/>
-        </w:rPr>
-      </w:pPr>
-      <w:r>
-        <w:rPr>
-          <w:rFonts w:ascii="Times New Roman" w:hAnsi="Times New Roman" w:eastAsia="宋体" w:cs="Times New Roman"/>
-          <w:kern w:val="0"/>
-          <w:sz w:val="21"/>
-          <w:szCs w:val="21"/>
-        </w:rPr>
-        <w:t xml:space="preserve">D．第一次点击女孩，女孩移到鸭子的位置。</w:t>
-      </w:r>
-    </w:p>
-    <w:p>
-      <w:pPr>
-        <w:spacing w:before="0" w:after="0" w:line="300" w:lineRule="auto"/>
-        <w:rPr>
-          <w:rFonts w:ascii="Times New Roman" w:hAnsi="Times New Roman" w:eastAsia="宋体" w:cs="Times New Roman"/>
-          <w:kern w:val="0"/>
-          <w:sz w:val="12"/>
-          <w:szCs w:val="12"/>
-        </w:rPr>
-      </w:pPr>
-    </w:p>
-    <w:p>
-      <w:pPr>
-        <w:keepNext/>
-        <w:spacing w:before="40" w:after="30" w:line="300" w:lineRule="auto"/>
-        <w:ind w:left="0" w:right="0" w:firstLine="0"/>
-        <w:jc w:val="left"/>
-        <w:rPr>
-          <w:rFonts w:ascii="Times New Roman" w:hAnsi="Times New Roman" w:eastAsia="宋体" w:cs="Times New Roman"/>
-          <w:kern w:val="0"/>
-          <w:sz w:val="21"/>
-          <w:szCs w:val="21"/>
-        </w:rPr>
-      </w:pPr>
-      <w:r>
-        <w:rPr>
-          <w:rFonts w:ascii="Times New Roman" w:hAnsi="Times New Roman" w:eastAsia="宋体" w:cs="Times New Roman"/>
-          <w:kern w:val="0"/>
-          <w:sz w:val="21"/>
-          <w:szCs w:val="21"/>
-        </w:rPr>
-        <w:t xml:space="preserve">6．角色列表区如下图所示，舞台上角色显示正确的是？（ ）</w:t>
-      </w:r>
-    </w:p>
-    <w:p>
-      <w:pPr>
-        <w:keepNext/>
-        <w:spacing w:before="40" w:after="40" w:line="240" w:lineRule="auto"/>
-        <w:ind w:left="0" w:right="0" w:firstLine="0"/>
-        <w:jc w:val="center"/>
-        <w:rPr>
-          <w:rFonts w:ascii="Times New Roman" w:hAnsi="Times New Roman" w:eastAsia="宋体" w:cs="Times New Roman"/>
-          <w:kern w:val="0"/>
-          <w:sz w:val="21"/>
-          <w:szCs w:val="21"/>
-        </w:rPr>
-      </w:pPr>
-      <w:r>
-        <w:rPr>
-          <w:rFonts w:ascii="Times New Roman" w:hAnsi="Times New Roman" w:eastAsia="宋体"/>
-          <w:sz w:val="21"/>
-        </w:rPr>
         <w:drawing>
           <wp:inline distT="0" distB="0" distL="0" distR="0">
-            <wp:extent cx="3132000" cy="1905000"/>
+            <wp:extent cx="2452077" cy="2857500"/>
             <wp:effectExtent l="0" t="0" r="0" b="0"/>
-            <wp:docPr id="118" name="Picture 118" descr="image"/>
+            <wp:docPr id="181" name="Picture 181" descr="image"/>
             <wp:cNvGraphicFramePr>
-              <a:graphicFrameLocks xmlns:a="http://schemas.openxmlformats.org/drawingml/2006/main" noChangeAspect="1"/>
+              <a:graphicFrameLocks noChangeAspect="1"/>
             </wp:cNvGraphicFramePr>
-            <a:graphic xmlns:a="http://schemas.openxmlformats.org/drawingml/2006/main">
+            <a:graphic>
               <a:graphicData uri="http://schemas.openxmlformats.org/drawingml/2006/picture">
-                <pic:pic xmlns:pic="http://schemas.openxmlformats.org/drawingml/2006/picture">
+                <pic:pic>
                   <pic:nvPicPr>
-                    <pic:cNvPr id="118" name="Picture 118" descr="image"/>
+                    <pic:cNvPr id="181" name="Picture 181" descr="image"/>
                     <pic:cNvPicPr>
                       <a:picLocks noChangeAspect="1"/>
                     </pic:cNvPicPr>
                   </pic:nvPicPr>
                   <pic:blipFill>
-                    <a:blip r:embed="rId44|rId46"/>
+                    <a:blip r:embed="rId42"/>
                     <a:stretch>
                       <a:fillRect/>
                     </a:stretch>
@@ -2056,7 +1902,227 @@
                   <pic:spPr>
                     <a:xfrm>
                       <a:off x="0" y="0"/>
-                      <a:ext cx="3132000" cy="1905000"/>
+                      <a:ext cx="2452077" cy="2857500"/>
+                    </a:xfrm>
+                    <a:prstGeom prst="rect">
+                      <a:avLst/>
+                    </a:prstGeom>
+                  </pic:spPr>
+                </pic:pic>
+              </a:graphicData>
+            </a:graphic>
+          </wp:inline>
+        </w:drawing>
+      </w:r>
+    </w:p>
+    <w:p>
+      <w:pPr>
+        <w:keepNext/>
+        <w:spacing w:before="60" w:after="20" w:line="300" w:lineRule="auto"/>
+        <w:ind w:left="420" w:right="0" w:firstLine="0"/>
+        <w:jc w:val="left"/>
+        <w:rPr>
+          <w:rFonts w:ascii="Times New Roman" w:hAnsi="Times New Roman" w:eastAsia="宋体" w:cs="Times New Roman"/>
+          <w:kern w:val="0"/>
+          <w:sz w:val="21"/>
+          <w:szCs w:val="21"/>
+        </w:rPr>
+      </w:pPr>
+      <w:r>
+        <w:rPr>
+          <w:rFonts w:ascii="Times New Roman" w:hAnsi="Times New Roman" w:eastAsia="宋体" w:cs="Times New Roman"/>
+          <w:kern w:val="0"/>
+          <w:sz w:val="21"/>
+          <w:szCs w:val="21"/>
+        </w:rPr>
+        <w:t xml:space="preserve">A．第二次点击女孩，女孩说“我的宠物不是鸭子”。</w:t>
+      </w:r>
+    </w:p>
+    <w:p>
+      <w:pPr>
+        <w:keepNext/>
+        <w:spacing w:before="60" w:after="20" w:line="300" w:lineRule="auto"/>
+        <w:ind w:left="420" w:right="0" w:firstLine="0"/>
+        <w:jc w:val="left"/>
+        <w:rPr>
+          <w:rFonts w:ascii="Times New Roman" w:hAnsi="Times New Roman" w:eastAsia="宋体" w:cs="Times New Roman"/>
+          <w:kern w:val="0"/>
+          <w:sz w:val="21"/>
+          <w:szCs w:val="21"/>
+        </w:rPr>
+      </w:pPr>
+      <w:r>
+        <w:rPr>
+          <w:rFonts w:ascii="Times New Roman" w:hAnsi="Times New Roman" w:eastAsia="宋体" w:cs="Times New Roman"/>
+          <w:kern w:val="0"/>
+          <w:sz w:val="21"/>
+          <w:szCs w:val="21"/>
+        </w:rPr>
+        <w:t xml:space="preserve">B．第二次点击女孩，女孩从鸭子处移动到Dog1的位置。</w:t>
+      </w:r>
+    </w:p>
+    <w:p>
+      <w:pPr>
+        <w:keepNext/>
+        <w:spacing w:before="60" w:after="20" w:line="300" w:lineRule="auto"/>
+        <w:ind w:left="420" w:right="0" w:firstLine="0"/>
+        <w:jc w:val="left"/>
+        <w:rPr>
+          <w:rFonts w:ascii="Times New Roman" w:hAnsi="Times New Roman" w:eastAsia="宋体" w:cs="Times New Roman"/>
+          <w:kern w:val="0"/>
+          <w:sz w:val="21"/>
+          <w:szCs w:val="21"/>
+        </w:rPr>
+      </w:pPr>
+      <w:r>
+        <w:rPr>
+          <w:rFonts w:ascii="Times New Roman" w:hAnsi="Times New Roman" w:eastAsia="宋体" w:cs="Times New Roman"/>
+          <w:kern w:val="0"/>
+          <w:sz w:val="21"/>
+          <w:szCs w:val="21"/>
+        </w:rPr>
+        <w:t xml:space="preserve">C．第二次点击女孩，女孩说“找到我的宠物了！”。</w:t>
+      </w:r>
+    </w:p>
+    <w:p>
+      <w:pPr>
+        <w:keepNext/>
+        <w:spacing w:before="60" w:after="20" w:line="300" w:lineRule="auto"/>
+        <w:ind w:left="420" w:right="0" w:firstLine="0"/>
+        <w:jc w:val="left"/>
+        <w:rPr>
+          <w:rFonts w:ascii="Times New Roman" w:hAnsi="Times New Roman" w:eastAsia="宋体" w:cs="Times New Roman"/>
+          <w:kern w:val="0"/>
+          <w:sz w:val="21"/>
+          <w:szCs w:val="21"/>
+        </w:rPr>
+      </w:pPr>
+      <w:r>
+        <w:rPr>
+          <w:rFonts w:ascii="Times New Roman" w:hAnsi="Times New Roman" w:eastAsia="宋体" w:cs="Times New Roman"/>
+          <w:kern w:val="0"/>
+          <w:sz w:val="21"/>
+          <w:szCs w:val="21"/>
+        </w:rPr>
+        <w:t xml:space="preserve">D．第一次点击女孩，女孩移到鸭子的位置。</w:t>
+      </w:r>
+    </w:p>
+    <w:p>
+      <w:pPr>
+        <w:spacing w:before="0" w:after="0" w:line="300" w:lineRule="auto"/>
+        <w:rPr>
+          <w:rFonts w:ascii="Times New Roman" w:hAnsi="Times New Roman" w:eastAsia="宋体" w:cs="Times New Roman"/>
+          <w:kern w:val="0"/>
+          <w:sz w:val="12"/>
+          <w:szCs w:val="12"/>
+        </w:rPr>
+      </w:pPr>
+    </w:p>
+    <w:p>
+      <w:pPr>
+        <w:keepNext/>
+        <w:spacing w:before="40" w:after="30" w:line="300" w:lineRule="auto"/>
+        <w:ind w:left="0" w:right="0" w:firstLine="0"/>
+        <w:jc w:val="left"/>
+        <w:rPr>
+          <w:rFonts w:ascii="Times New Roman" w:hAnsi="Times New Roman" w:eastAsia="宋体" w:cs="Times New Roman"/>
+          <w:kern w:val="0"/>
+          <w:sz w:val="21"/>
+          <w:szCs w:val="21"/>
+        </w:rPr>
+      </w:pPr>
+      <w:r>
+        <w:rPr>
+          <w:rFonts w:ascii="Times New Roman" w:hAnsi="Times New Roman" w:eastAsia="宋体" w:cs="Times New Roman"/>
+          <w:kern w:val="0"/>
+          <w:sz w:val="21"/>
+          <w:szCs w:val="21"/>
+        </w:rPr>
+        <w:t xml:space="preserve">6．角色列表区如下图所示，舞台上角色显示正确的是？（ ）</w:t>
+      </w:r>
+    </w:p>
+    <w:p>
+      <w:pPr>
+        <w:keepNext/>
+        <w:spacing w:before="40" w:after="40" w:line="240" w:lineRule="auto"/>
+        <w:ind w:left="0" w:right="0" w:firstLine="0"/>
+        <w:jc w:val="center"/>
+        <w:rPr>
+          <w:rFonts w:ascii="Times New Roman" w:hAnsi="Times New Roman" w:eastAsia="宋体" w:cs="Times New Roman"/>
+          <w:kern w:val="0"/>
+          <w:sz w:val="21"/>
+          <w:szCs w:val="21"/>
+        </w:rPr>
+      </w:pPr>
+      <w:r>
+        <w:rPr>
+          <w:rFonts w:ascii="Times New Roman" w:hAnsi="Times New Roman" w:eastAsia="宋体"/>
+          <w:sz w:val="21"/>
+        </w:rPr>
+        <w:drawing>
+          <wp:inline distT="0" distB="0" distL="0" distR="0">
+            <wp:extent cx="2879725" cy="1392026"/>
+            <wp:effectExtent l="0" t="0" r="0" b="0"/>
+            <wp:docPr id="182" name="Picture 182" descr="image"/>
+            <wp:cNvGraphicFramePr>
+              <a:graphicFrameLocks noChangeAspect="1"/>
+            </wp:cNvGraphicFramePr>
+            <a:graphic>
+              <a:graphicData uri="http://schemas.openxmlformats.org/drawingml/2006/picture">
+                <pic:pic>
+                  <pic:nvPicPr>
+                    <pic:cNvPr id="182" name="Picture 182" descr="image"/>
+                    <pic:cNvPicPr>
+                      <a:picLocks noChangeAspect="1"/>
+                    </pic:cNvPicPr>
+                  </pic:nvPicPr>
+                  <pic:blipFill>
+                    <a:blip r:embed="rId44"/>
+                    <a:stretch>
+                      <a:fillRect/>
+                    </a:stretch>
+                  </pic:blipFill>
+                  <pic:spPr>
+                    <a:xfrm>
+                      <a:off x="0" y="0"/>
+                      <a:ext cx="2879725" cy="1392026"/>
+                    </a:xfrm>
+                    <a:prstGeom prst="rect">
+                      <a:avLst/>
+                    </a:prstGeom>
+                  </pic:spPr>
+                </pic:pic>
+              </a:graphicData>
+            </a:graphic>
+          </wp:inline>
+        </w:drawing>
+        <w:drawing>
+          <wp:inline distT="0" distB="0" distL="0" distR="0">
+            <wp:extent cx="2879725" cy="1359078"/>
+            <wp:effectExtent l="0" t="0" r="0" b="0"/>
+            <wp:docPr id="183" name="Picture 183" descr="image"/>
+            <wp:cNvGraphicFramePr>
+              <a:graphicFrameLocks noChangeAspect="1"/>
+            </wp:cNvGraphicFramePr>
+            <a:graphic>
+              <a:graphicData uri="http://schemas.openxmlformats.org/drawingml/2006/picture">
+                <pic:pic>
+                  <pic:nvPicPr>
+                    <pic:cNvPr id="183" name="Picture 183" descr="image"/>
+                    <pic:cNvPicPr>
+                      <a:picLocks noChangeAspect="1"/>
+                    </pic:cNvPicPr>
+                  </pic:nvPicPr>
+                  <pic:blipFill>
+                    <a:blip r:embed="rId46"/>
+                    <a:stretch>
+                      <a:fillRect/>
+                    </a:stretch>
+                  </pic:blipFill>
+                  <pic:spPr>
+                    <a:xfrm>
+                      <a:off x="0" y="0"/>
+                      <a:ext cx="2879725" cy="1359078"/>
                     </a:xfrm>
                     <a:prstGeom prst="rect">
                       <a:avLst/>
@@ -4324,23 +4390,23 @@
         </w:rPr>
         <w:drawing>
           <wp:inline distT="0" distB="0" distL="0" distR="0">
-            <wp:extent cx="3132000" cy="1905000"/>
+            <wp:extent cx="1923861" cy="1905000"/>
             <wp:effectExtent l="0" t="0" r="0" b="0"/>
-            <wp:docPr id="137" name="Picture 137" descr="image"/>
+            <wp:docPr id="184" name="Picture 184" descr="image"/>
             <wp:cNvGraphicFramePr>
-              <a:graphicFrameLocks xmlns:a="http://schemas.openxmlformats.org/drawingml/2006/main" noChangeAspect="1"/>
+              <a:graphicFrameLocks noChangeAspect="1"/>
             </wp:cNvGraphicFramePr>
-            <a:graphic xmlns:a="http://schemas.openxmlformats.org/drawingml/2006/main">
+            <a:graphic>
               <a:graphicData uri="http://schemas.openxmlformats.org/drawingml/2006/picture">
-                <pic:pic xmlns:pic="http://schemas.openxmlformats.org/drawingml/2006/picture">
+                <pic:pic>
                   <pic:nvPicPr>
-                    <pic:cNvPr id="137" name="Picture 137" descr="image"/>
+                    <pic:cNvPr id="184" name="Picture 184" descr="image"/>
                     <pic:cNvPicPr>
                       <a:picLocks noChangeAspect="1"/>
                     </pic:cNvPicPr>
                   </pic:nvPicPr>
                   <pic:blipFill>
-                    <a:blip r:embed="rId84|rId86"/>
+                    <a:blip r:embed="rId84"/>
                     <a:stretch>
                       <a:fillRect/>
                     </a:stretch>
@@ -4348,7 +4414,44 @@
                   <pic:spPr>
                     <a:xfrm>
                       <a:off x="0" y="0"/>
-                      <a:ext cx="3132000" cy="1905000"/>
+                      <a:ext cx="1923861" cy="1905000"/>
+                    </a:xfrm>
+                    <a:prstGeom prst="rect">
+                      <a:avLst/>
+                    </a:prstGeom>
+                  </pic:spPr>
+                </pic:pic>
+              </a:graphicData>
+            </a:graphic>
+          </wp:inline>
+        </w:drawing>
+        <w:drawing>
+          <wp:inline distT="0" distB="0" distL="0" distR="0">
+            <wp:extent cx="899756" cy="1905000"/>
+            <wp:effectExtent l="0" t="0" r="0" b="0"/>
+            <wp:docPr id="185" name="Picture 185" descr="image"/>
+            <wp:cNvGraphicFramePr>
+              <a:graphicFrameLocks noChangeAspect="1"/>
+            </wp:cNvGraphicFramePr>
+            <a:graphic>
+              <a:graphicData uri="http://schemas.openxmlformats.org/drawingml/2006/picture">
+                <pic:pic>
+                  <pic:nvPicPr>
+                    <pic:cNvPr id="185" name="Picture 185" descr="image"/>
+                    <pic:cNvPicPr>
+                      <a:picLocks noChangeAspect="1"/>
+                    </pic:cNvPicPr>
+                  </pic:nvPicPr>
+                  <pic:blipFill>
+                    <a:blip r:embed="rId86"/>
+                    <a:stretch>
+                      <a:fillRect/>
+                    </a:stretch>
+                  </pic:blipFill>
+                  <pic:spPr>
+                    <a:xfrm>
+                      <a:off x="0" y="0"/>
+                      <a:ext cx="899756" cy="1905000"/>
                     </a:xfrm>
                     <a:prstGeom prst="rect">
                       <a:avLst/>
@@ -5941,23 +6044,23 @@
         </w:rPr>
         <w:drawing>
           <wp:inline distT="0" distB="0" distL="0" distR="0">
-            <wp:extent cx="3132000" cy="2857500"/>
+            <wp:extent cx="1919817" cy="1454170"/>
             <wp:effectExtent l="0" t="0" r="0" b="0"/>
-            <wp:docPr id="153" name="Picture 153" descr="image"/>
+            <wp:docPr id="186" name="Picture 186" descr="image"/>
             <wp:cNvGraphicFramePr>
-              <a:graphicFrameLocks xmlns:a="http://schemas.openxmlformats.org/drawingml/2006/main" noChangeAspect="1"/>
+              <a:graphicFrameLocks noChangeAspect="1"/>
             </wp:cNvGraphicFramePr>
-            <a:graphic xmlns:a="http://schemas.openxmlformats.org/drawingml/2006/main">
+            <a:graphic>
               <a:graphicData uri="http://schemas.openxmlformats.org/drawingml/2006/picture">
-                <pic:pic xmlns:pic="http://schemas.openxmlformats.org/drawingml/2006/picture">
+                <pic:pic>
                   <pic:nvPicPr>
-                    <pic:cNvPr id="153" name="Picture 153" descr="image"/>
+                    <pic:cNvPr id="186" name="Picture 186" descr="image"/>
                     <pic:cNvPicPr>
                       <a:picLocks noChangeAspect="1"/>
                     </pic:cNvPicPr>
                   </pic:nvPicPr>
                   <pic:blipFill>
-                    <a:blip r:embed="rId118|rId120|rId122"/>
+                    <a:blip r:embed="rId118"/>
                     <a:stretch>
                       <a:fillRect/>
                     </a:stretch>
@@ -5965,7 +6068,7 @@
                   <pic:spPr>
                     <a:xfrm>
                       <a:off x="0" y="0"/>
-                      <a:ext cx="3132000" cy="2857500"/>
+                      <a:ext cx="1919817" cy="1454170"/>
                     </a:xfrm>
                     <a:prstGeom prst="rect">
                       <a:avLst/>
@@ -5976,171 +6079,25 @@
             </a:graphic>
           </wp:inline>
         </w:drawing>
-      </w:r>
-    </w:p>
-    <w:p>
-      <w:pPr>
-        <w:keepNext/>
-        <w:spacing w:before="60" w:after="20" w:line="300" w:lineRule="auto"/>
-        <w:ind w:left="420" w:right="0" w:firstLine="0"/>
-        <w:jc w:val="left"/>
-        <w:rPr>
-          <w:rFonts w:ascii="Times New Roman" w:hAnsi="Times New Roman" w:eastAsia="宋体" w:cs="Times New Roman"/>
-          <w:kern w:val="0"/>
-          <w:sz w:val="21"/>
-          <w:szCs w:val="21"/>
-        </w:rPr>
-      </w:pPr>
-      <w:r>
-        <w:rPr>
-          <w:rFonts w:ascii="Times New Roman" w:hAnsi="Times New Roman" w:eastAsia="宋体" w:cs="Times New Roman"/>
-          <w:kern w:val="0"/>
-          <w:sz w:val="21"/>
-          <w:szCs w:val="21"/>
-        </w:rPr>
-        <w:t xml:space="preserve">A．鼠标点击红色，画笔的颜色会设为红色。</w:t>
-      </w:r>
-    </w:p>
-    <w:p>
-      <w:pPr>
-        <w:keepNext/>
-        <w:spacing w:before="60" w:after="20" w:line="300" w:lineRule="auto"/>
-        <w:ind w:left="420" w:right="0" w:firstLine="0"/>
-        <w:jc w:val="left"/>
-        <w:rPr>
-          <w:rFonts w:ascii="Times New Roman" w:hAnsi="Times New Roman" w:eastAsia="宋体" w:cs="Times New Roman"/>
-          <w:kern w:val="0"/>
-          <w:sz w:val="21"/>
-          <w:szCs w:val="21"/>
-        </w:rPr>
-      </w:pPr>
-      <w:r>
-        <w:rPr>
-          <w:rFonts w:ascii="Times New Roman" w:hAnsi="Times New Roman" w:eastAsia="宋体" w:cs="Times New Roman"/>
-          <w:kern w:val="0"/>
-          <w:sz w:val="21"/>
-          <w:szCs w:val="21"/>
-        </w:rPr>
-        <w:t xml:space="preserve">B．按下鼠标，舞台区会变成红色。</w:t>
-      </w:r>
-    </w:p>
-    <w:p>
-      <w:pPr>
-        <w:keepNext/>
-        <w:spacing w:before="60" w:after="20" w:line="300" w:lineRule="auto"/>
-        <w:ind w:left="420" w:right="0" w:firstLine="0"/>
-        <w:jc w:val="left"/>
-        <w:rPr>
-          <w:rFonts w:ascii="Times New Roman" w:hAnsi="Times New Roman" w:eastAsia="宋体" w:cs="Times New Roman"/>
-          <w:kern w:val="0"/>
-          <w:sz w:val="21"/>
-          <w:szCs w:val="21"/>
-        </w:rPr>
-      </w:pPr>
-      <w:r>
-        <w:rPr>
-          <w:rFonts w:ascii="Times New Roman" w:hAnsi="Times New Roman" w:eastAsia="宋体" w:cs="Times New Roman"/>
-          <w:kern w:val="0"/>
-          <w:sz w:val="21"/>
-          <w:szCs w:val="21"/>
-        </w:rPr>
-        <w:t xml:space="preserve">C．只要角色笔碰到红色，画笔的颜色就会设为红色。</w:t>
-      </w:r>
-    </w:p>
-    <w:p>
-      <w:pPr>
-        <w:keepNext/>
-        <w:spacing w:before="60" w:after="20" w:line="300" w:lineRule="auto"/>
-        <w:ind w:left="420" w:right="0" w:firstLine="0"/>
-        <w:jc w:val="left"/>
-        <w:rPr>
-          <w:rFonts w:ascii="Times New Roman" w:hAnsi="Times New Roman" w:eastAsia="宋体" w:cs="Times New Roman"/>
-          <w:kern w:val="0"/>
-          <w:sz w:val="21"/>
-          <w:szCs w:val="21"/>
-        </w:rPr>
-      </w:pPr>
-      <w:r>
-        <w:rPr>
-          <w:rFonts w:ascii="Times New Roman" w:hAnsi="Times New Roman" w:eastAsia="宋体" w:cs="Times New Roman"/>
-          <w:kern w:val="0"/>
-          <w:sz w:val="21"/>
-          <w:szCs w:val="21"/>
-        </w:rPr>
-        <w:t xml:space="preserve">D．鼠标点击红色，舞台区会变成红色。</w:t>
-      </w:r>
-    </w:p>
-    <w:p>
-      <w:pPr>
-        <w:spacing w:before="0" w:after="0" w:line="300" w:lineRule="auto"/>
-        <w:rPr>
-          <w:rFonts w:ascii="Times New Roman" w:hAnsi="Times New Roman" w:eastAsia="宋体" w:cs="Times New Roman"/>
-          <w:kern w:val="0"/>
-          <w:sz w:val="12"/>
-          <w:szCs w:val="12"/>
-        </w:rPr>
-      </w:pPr>
-    </w:p>
-    <w:p>
-      <w:pPr>
-        <w:keepNext/>
-        <w:spacing w:before="40" w:after="30" w:line="300" w:lineRule="auto"/>
-        <w:ind w:left="0" w:right="0" w:firstLine="0"/>
-        <w:jc w:val="left"/>
-        <w:rPr>
-          <w:rFonts w:ascii="Times New Roman" w:hAnsi="Times New Roman" w:eastAsia="宋体" w:cs="Times New Roman"/>
-          <w:kern w:val="0"/>
-          <w:sz w:val="21"/>
-          <w:szCs w:val="21"/>
-        </w:rPr>
-      </w:pPr>
-      <w:r>
-        <w:rPr>
-          <w:rFonts w:ascii="Times New Roman" w:hAnsi="Times New Roman" w:eastAsia="宋体" w:cs="Times New Roman"/>
-          <w:kern w:val="0"/>
-          <w:sz w:val="21"/>
-          <w:szCs w:val="21"/>
-        </w:rPr>
-        <w:t xml:space="preserve">19．雪人和小猫的初始位置如左图所示，雪人面向90方向，程序如右图所示，点击绿旗，下面选项说法错误的是？（ ）</w:t>
-      </w:r>
-    </w:p>
-    <w:p>
-      <w:pPr>
-        <w:keepNext/>
-        <w:spacing w:before="40" w:after="40" w:line="240" w:lineRule="auto"/>
-        <w:ind w:left="0" w:right="0" w:firstLine="0"/>
-        <w:jc w:val="center"/>
-        <w:rPr>
-          <w:rFonts w:ascii="Times New Roman" w:hAnsi="Times New Roman" w:eastAsia="宋体" w:cs="Times New Roman"/>
-          <w:kern w:val="0"/>
-          <w:sz w:val="21"/>
-          <w:szCs w:val="21"/>
-        </w:rPr>
-      </w:pPr>
-      <w:r>
-        <w:rPr>
-          <w:rFonts w:ascii="Times New Roman" w:hAnsi="Times New Roman" w:eastAsia="宋体"/>
-          <w:sz w:val="21"/>
-        </w:rPr>
         <w:drawing>
           <wp:inline distT="0" distB="0" distL="0" distR="0">
-            <wp:extent cx="3132000" cy="2857500"/>
+            <wp:extent cx="1919817" cy="1400337"/>
             <wp:effectExtent l="0" t="0" r="0" b="0"/>
-            <wp:docPr id="154" name="Picture 154" descr="image"/>
+            <wp:docPr id="187" name="Picture 187" descr="image"/>
             <wp:cNvGraphicFramePr>
-              <a:graphicFrameLocks xmlns:a="http://schemas.openxmlformats.org/drawingml/2006/main" noChangeAspect="1"/>
+              <a:graphicFrameLocks noChangeAspect="1"/>
             </wp:cNvGraphicFramePr>
-            <a:graphic xmlns:a="http://schemas.openxmlformats.org/drawingml/2006/main">
+            <a:graphic>
               <a:graphicData uri="http://schemas.openxmlformats.org/drawingml/2006/picture">
-                <pic:pic xmlns:pic="http://schemas.openxmlformats.org/drawingml/2006/picture">
+                <pic:pic>
                   <pic:nvPicPr>
-                    <pic:cNvPr id="154" name="Picture 154" descr="image"/>
+                    <pic:cNvPr id="187" name="Picture 187" descr="image"/>
                     <pic:cNvPicPr>
                       <a:picLocks noChangeAspect="1"/>
                     </pic:cNvPicPr>
                   </pic:nvPicPr>
                   <pic:blipFill>
-                    <a:blip r:embed="rId124|rId126"/>
+                    <a:blip r:embed="rId120"/>
                     <a:stretch>
                       <a:fillRect/>
                     </a:stretch>
@@ -6148,7 +6105,264 @@
                   <pic:spPr>
                     <a:xfrm>
                       <a:off x="0" y="0"/>
-                      <a:ext cx="3132000" cy="2857500"/>
+                      <a:ext cx="1919817" cy="1400337"/>
+                    </a:xfrm>
+                    <a:prstGeom prst="rect">
+                      <a:avLst/>
+                    </a:prstGeom>
+                  </pic:spPr>
+                </pic:pic>
+              </a:graphicData>
+            </a:graphic>
+          </wp:inline>
+        </w:drawing>
+        <w:drawing>
+          <wp:inline distT="0" distB="0" distL="0" distR="0">
+            <wp:extent cx="1919817" cy="1532693"/>
+            <wp:effectExtent l="0" t="0" r="0" b="0"/>
+            <wp:docPr id="188" name="Picture 188" descr="image"/>
+            <wp:cNvGraphicFramePr>
+              <a:graphicFrameLocks noChangeAspect="1"/>
+            </wp:cNvGraphicFramePr>
+            <a:graphic>
+              <a:graphicData uri="http://schemas.openxmlformats.org/drawingml/2006/picture">
+                <pic:pic>
+                  <pic:nvPicPr>
+                    <pic:cNvPr id="188" name="Picture 188" descr="image"/>
+                    <pic:cNvPicPr>
+                      <a:picLocks noChangeAspect="1"/>
+                    </pic:cNvPicPr>
+                  </pic:nvPicPr>
+                  <pic:blipFill>
+                    <a:blip r:embed="rId122"/>
+                    <a:stretch>
+                      <a:fillRect/>
+                    </a:stretch>
+                  </pic:blipFill>
+                  <pic:spPr>
+                    <a:xfrm>
+                      <a:off x="0" y="0"/>
+                      <a:ext cx="1919817" cy="1532693"/>
+                    </a:xfrm>
+                    <a:prstGeom prst="rect">
+                      <a:avLst/>
+                    </a:prstGeom>
+                  </pic:spPr>
+                </pic:pic>
+              </a:graphicData>
+            </a:graphic>
+          </wp:inline>
+        </w:drawing>
+      </w:r>
+    </w:p>
+    <w:p>
+      <w:pPr>
+        <w:keepNext/>
+        <w:spacing w:before="60" w:after="20" w:line="300" w:lineRule="auto"/>
+        <w:ind w:left="420" w:right="0" w:firstLine="0"/>
+        <w:jc w:val="left"/>
+        <w:rPr>
+          <w:rFonts w:ascii="Times New Roman" w:hAnsi="Times New Roman" w:eastAsia="宋体" w:cs="Times New Roman"/>
+          <w:kern w:val="0"/>
+          <w:sz w:val="21"/>
+          <w:szCs w:val="21"/>
+        </w:rPr>
+      </w:pPr>
+      <w:r>
+        <w:rPr>
+          <w:rFonts w:ascii="Times New Roman" w:hAnsi="Times New Roman" w:eastAsia="宋体" w:cs="Times New Roman"/>
+          <w:kern w:val="0"/>
+          <w:sz w:val="21"/>
+          <w:szCs w:val="21"/>
+        </w:rPr>
+        <w:t xml:space="preserve">A．鼠标点击红色，画笔的颜色会设为红色。</w:t>
+      </w:r>
+    </w:p>
+    <w:p>
+      <w:pPr>
+        <w:keepNext/>
+        <w:spacing w:before="60" w:after="20" w:line="300" w:lineRule="auto"/>
+        <w:ind w:left="420" w:right="0" w:firstLine="0"/>
+        <w:jc w:val="left"/>
+        <w:rPr>
+          <w:rFonts w:ascii="Times New Roman" w:hAnsi="Times New Roman" w:eastAsia="宋体" w:cs="Times New Roman"/>
+          <w:kern w:val="0"/>
+          <w:sz w:val="21"/>
+          <w:szCs w:val="21"/>
+        </w:rPr>
+      </w:pPr>
+      <w:r>
+        <w:rPr>
+          <w:rFonts w:ascii="Times New Roman" w:hAnsi="Times New Roman" w:eastAsia="宋体" w:cs="Times New Roman"/>
+          <w:kern w:val="0"/>
+          <w:sz w:val="21"/>
+          <w:szCs w:val="21"/>
+        </w:rPr>
+        <w:t xml:space="preserve">B．按下鼠标，舞台区会变成红色。</w:t>
+      </w:r>
+    </w:p>
+    <w:p>
+      <w:pPr>
+        <w:keepNext/>
+        <w:spacing w:before="60" w:after="20" w:line="300" w:lineRule="auto"/>
+        <w:ind w:left="420" w:right="0" w:firstLine="0"/>
+        <w:jc w:val="left"/>
+        <w:rPr>
+          <w:rFonts w:ascii="Times New Roman" w:hAnsi="Times New Roman" w:eastAsia="宋体" w:cs="Times New Roman"/>
+          <w:kern w:val="0"/>
+          <w:sz w:val="21"/>
+          <w:szCs w:val="21"/>
+        </w:rPr>
+      </w:pPr>
+      <w:r>
+        <w:rPr>
+          <w:rFonts w:ascii="Times New Roman" w:hAnsi="Times New Roman" w:eastAsia="宋体" w:cs="Times New Roman"/>
+          <w:kern w:val="0"/>
+          <w:sz w:val="21"/>
+          <w:szCs w:val="21"/>
+        </w:rPr>
+        <w:t xml:space="preserve">C．只要角色笔碰到红色，画笔的颜色就会设为红色。</w:t>
+      </w:r>
+    </w:p>
+    <w:p>
+      <w:pPr>
+        <w:keepNext/>
+        <w:spacing w:before="60" w:after="20" w:line="300" w:lineRule="auto"/>
+        <w:ind w:left="420" w:right="0" w:firstLine="0"/>
+        <w:jc w:val="left"/>
+        <w:rPr>
+          <w:rFonts w:ascii="Times New Roman" w:hAnsi="Times New Roman" w:eastAsia="宋体" w:cs="Times New Roman"/>
+          <w:kern w:val="0"/>
+          <w:sz w:val="21"/>
+          <w:szCs w:val="21"/>
+        </w:rPr>
+      </w:pPr>
+      <w:r>
+        <w:rPr>
+          <w:rFonts w:ascii="Times New Roman" w:hAnsi="Times New Roman" w:eastAsia="宋体" w:cs="Times New Roman"/>
+          <w:kern w:val="0"/>
+          <w:sz w:val="21"/>
+          <w:szCs w:val="21"/>
+        </w:rPr>
+        <w:t xml:space="preserve">D．鼠标点击红色，舞台区会变成红色。</w:t>
+      </w:r>
+    </w:p>
+    <w:p>
+      <w:pPr>
+        <w:spacing w:before="0" w:after="0" w:line="300" w:lineRule="auto"/>
+        <w:rPr>
+          <w:rFonts w:ascii="Times New Roman" w:hAnsi="Times New Roman" w:eastAsia="宋体" w:cs="Times New Roman"/>
+          <w:kern w:val="0"/>
+          <w:sz w:val="12"/>
+          <w:szCs w:val="12"/>
+        </w:rPr>
+      </w:pPr>
+    </w:p>
+    <w:p>
+      <w:pPr>
+        <w:keepNext/>
+        <w:spacing w:before="40" w:after="30" w:line="300" w:lineRule="auto"/>
+        <w:ind w:left="0" w:right="0" w:firstLine="0"/>
+        <w:jc w:val="left"/>
+        <w:rPr>
+          <w:rFonts w:ascii="Times New Roman" w:hAnsi="Times New Roman" w:eastAsia="宋体" w:cs="Times New Roman"/>
+          <w:kern w:val="0"/>
+          <w:sz w:val="21"/>
+          <w:szCs w:val="21"/>
+        </w:rPr>
+      </w:pPr>
+      <w:r>
+        <w:rPr>
+          <w:rFonts w:ascii="Times New Roman" w:hAnsi="Times New Roman" w:eastAsia="宋体" w:cs="Times New Roman"/>
+          <w:kern w:val="0"/>
+          <w:sz w:val="21"/>
+          <w:szCs w:val="21"/>
+        </w:rPr>
+        <w:t xml:space="preserve">19．雪人和小猫的初始位置如左图所示，雪人面向90方向，程序如右图所示，点击绿旗，下面选项说法错误的是？（ ）</w:t>
+      </w:r>
+    </w:p>
+    <w:p>
+      <w:pPr>
+        <w:keepNext/>
+        <w:spacing w:before="40" w:after="40" w:line="240" w:lineRule="auto"/>
+        <w:ind w:left="0" w:right="0" w:firstLine="0"/>
+        <w:jc w:val="center"/>
+        <w:rPr>
+          <w:rFonts w:ascii="Times New Roman" w:hAnsi="Times New Roman" w:eastAsia="宋体" w:cs="Times New Roman"/>
+          <w:kern w:val="0"/>
+          <w:sz w:val="21"/>
+          <w:szCs w:val="21"/>
+        </w:rPr>
+      </w:pPr>
+      <w:r>
+        <w:rPr>
+          <w:rFonts w:ascii="Times New Roman" w:hAnsi="Times New Roman" w:eastAsia="宋体"/>
+          <w:sz w:val="21"/>
+        </w:rPr>
+        <w:drawing>
+          <wp:inline distT="0" distB="0" distL="0" distR="0">
+            <wp:extent cx="2879725" cy="2175530"/>
+            <wp:effectExtent l="0" t="0" r="0" b="0"/>
+            <wp:docPr id="189" name="Picture 189" descr="image"/>
+            <wp:cNvGraphicFramePr>
+              <a:graphicFrameLocks noChangeAspect="1"/>
+            </wp:cNvGraphicFramePr>
+            <a:graphic>
+              <a:graphicData uri="http://schemas.openxmlformats.org/drawingml/2006/picture">
+                <pic:pic>
+                  <pic:nvPicPr>
+                    <pic:cNvPr id="189" name="Picture 189" descr="image"/>
+                    <pic:cNvPicPr>
+                      <a:picLocks noChangeAspect="1"/>
+                    </pic:cNvPicPr>
+                  </pic:nvPicPr>
+                  <pic:blipFill>
+                    <a:blip r:embed="rId124"/>
+                    <a:stretch>
+                      <a:fillRect/>
+                    </a:stretch>
+                  </pic:blipFill>
+                  <pic:spPr>
+                    <a:xfrm>
+                      <a:off x="0" y="0"/>
+                      <a:ext cx="2879725" cy="2175530"/>
+                    </a:xfrm>
+                    <a:prstGeom prst="rect">
+                      <a:avLst/>
+                    </a:prstGeom>
+                  </pic:spPr>
+                </pic:pic>
+              </a:graphicData>
+            </a:graphic>
+          </wp:inline>
+        </w:drawing>
+        <w:drawing>
+          <wp:inline distT="0" distB="0" distL="0" distR="0">
+            <wp:extent cx="2879725" cy="2007081"/>
+            <wp:effectExtent l="0" t="0" r="0" b="0"/>
+            <wp:docPr id="190" name="Picture 190" descr="image"/>
+            <wp:cNvGraphicFramePr>
+              <a:graphicFrameLocks noChangeAspect="1"/>
+            </wp:cNvGraphicFramePr>
+            <a:graphic>
+              <a:graphicData uri="http://schemas.openxmlformats.org/drawingml/2006/picture">
+                <pic:pic>
+                  <pic:nvPicPr>
+                    <pic:cNvPr id="190" name="Picture 190" descr="image"/>
+                    <pic:cNvPicPr>
+                      <a:picLocks noChangeAspect="1"/>
+                    </pic:cNvPicPr>
+                  </pic:nvPicPr>
+                  <pic:blipFill>
+                    <a:blip r:embed="rId126"/>
+                    <a:stretch>
+                      <a:fillRect/>
+                    </a:stretch>
+                  </pic:blipFill>
+                  <pic:spPr>
+                    <a:xfrm>
+                      <a:off x="0" y="0"/>
+                      <a:ext cx="2879725" cy="2007081"/>
                     </a:xfrm>
                     <a:prstGeom prst="rect">
                       <a:avLst/>
@@ -7738,23 +7952,23 @@
         </w:rPr>
         <w:drawing>
           <wp:inline distT="0" distB="0" distL="0" distR="0">
-            <wp:extent cx="3132000" cy="2857500"/>
+            <wp:extent cx="1207223" cy="2857500"/>
             <wp:effectExtent l="0" t="0" r="0" b="0"/>
-            <wp:docPr id="165" name="Picture 165" descr="image"/>
+            <wp:docPr id="191" name="Picture 191" descr="image"/>
             <wp:cNvGraphicFramePr>
-              <a:graphicFrameLocks xmlns:a="http://schemas.openxmlformats.org/drawingml/2006/main" noChangeAspect="1"/>
+              <a:graphicFrameLocks noChangeAspect="1"/>
             </wp:cNvGraphicFramePr>
-            <a:graphic xmlns:a="http://schemas.openxmlformats.org/drawingml/2006/main">
+            <a:graphic>
               <a:graphicData uri="http://schemas.openxmlformats.org/drawingml/2006/picture">
-                <pic:pic xmlns:pic="http://schemas.openxmlformats.org/drawingml/2006/picture">
+                <pic:pic>
                   <pic:nvPicPr>
-                    <pic:cNvPr id="165" name="Picture 165" descr="image"/>
+                    <pic:cNvPr id="191" name="Picture 191" descr="image"/>
                     <pic:cNvPicPr>
                       <a:picLocks noChangeAspect="1"/>
                     </pic:cNvPicPr>
                   </pic:nvPicPr>
                   <pic:blipFill>
-                    <a:blip r:embed="rId148|rId150"/>
+                    <a:blip r:embed="rId148"/>
                     <a:stretch>
                       <a:fillRect/>
                     </a:stretch>
@@ -7762,7 +7976,44 @@
                   <pic:spPr>
                     <a:xfrm>
                       <a:off x="0" y="0"/>
-                      <a:ext cx="3132000" cy="2857500"/>
+                      <a:ext cx="1207223" cy="2857500"/>
+                    </a:xfrm>
+                    <a:prstGeom prst="rect">
+                      <a:avLst/>
+                    </a:prstGeom>
+                  </pic:spPr>
+                </pic:pic>
+              </a:graphicData>
+            </a:graphic>
+          </wp:inline>
+        </w:drawing>
+        <w:drawing>
+          <wp:inline distT="0" distB="0" distL="0" distR="0">
+            <wp:extent cx="2740215" cy="2857500"/>
+            <wp:effectExtent l="0" t="0" r="0" b="0"/>
+            <wp:docPr id="192" name="Picture 192" descr="image"/>
+            <wp:cNvGraphicFramePr>
+              <a:graphicFrameLocks noChangeAspect="1"/>
+            </wp:cNvGraphicFramePr>
+            <a:graphic>
+              <a:graphicData uri="http://schemas.openxmlformats.org/drawingml/2006/picture">
+                <pic:pic>
+                  <pic:nvPicPr>
+                    <pic:cNvPr id="192" name="Picture 192" descr="image"/>
+                    <pic:cNvPicPr>
+                      <a:picLocks noChangeAspect="1"/>
+                    </pic:cNvPicPr>
+                  </pic:nvPicPr>
+                  <pic:blipFill>
+                    <a:blip r:embed="rId150"/>
+                    <a:stretch>
+                      <a:fillRect/>
+                    </a:stretch>
+                  </pic:blipFill>
+                  <pic:spPr>
+                    <a:xfrm>
+                      <a:off x="0" y="0"/>
+                      <a:ext cx="2740215" cy="2857500"/>
                     </a:xfrm>
                     <a:prstGeom prst="rect">
                       <a:avLst/>
@@ -8614,23 +8865,23 @@
         </w:rPr>
         <w:drawing>
           <wp:inline distT="0" distB="0" distL="0" distR="0">
-            <wp:extent cx="3132000" cy="2857500"/>
+            <wp:extent cx="896234" cy="2857500"/>
             <wp:effectExtent l="0" t="0" r="0" b="0"/>
-            <wp:docPr id="175" name="Picture 175" descr="image"/>
+            <wp:docPr id="193" name="Picture 193" descr="image"/>
             <wp:cNvGraphicFramePr>
-              <a:graphicFrameLocks xmlns:a="http://schemas.openxmlformats.org/drawingml/2006/main" noChangeAspect="1"/>
+              <a:graphicFrameLocks noChangeAspect="1"/>
             </wp:cNvGraphicFramePr>
-            <a:graphic xmlns:a="http://schemas.openxmlformats.org/drawingml/2006/main">
+            <a:graphic>
               <a:graphicData uri="http://schemas.openxmlformats.org/drawingml/2006/picture">
-                <pic:pic xmlns:pic="http://schemas.openxmlformats.org/drawingml/2006/picture">
+                <pic:pic>
                   <pic:nvPicPr>
-                    <pic:cNvPr id="175" name="Picture 175" descr="image"/>
+                    <pic:cNvPr id="193" name="Picture 193" descr="image"/>
                     <pic:cNvPicPr>
                       <a:picLocks noChangeAspect="1"/>
                     </pic:cNvPicPr>
                   </pic:nvPicPr>
                   <pic:blipFill>
-                    <a:blip r:embed="rId172|rId174"/>
+                    <a:blip r:embed="rId172"/>
                     <a:stretch>
                       <a:fillRect/>
                     </a:stretch>
@@ -8638,7 +8889,44 @@
                   <pic:spPr>
                     <a:xfrm>
                       <a:off x="0" y="0"/>
-                      <a:ext cx="3132000" cy="2857500"/>
+                      <a:ext cx="896234" cy="2857500"/>
+                    </a:xfrm>
+                    <a:prstGeom prst="rect">
+                      <a:avLst/>
+                    </a:prstGeom>
+                  </pic:spPr>
+                </pic:pic>
+              </a:graphicData>
+            </a:graphic>
+          </wp:inline>
+        </w:drawing>
+        <w:drawing>
+          <wp:inline distT="0" distB="0" distL="0" distR="0">
+            <wp:extent cx="3132000" cy="1007687"/>
+            <wp:effectExtent l="0" t="0" r="0" b="0"/>
+            <wp:docPr id="194" name="Picture 194" descr="image"/>
+            <wp:cNvGraphicFramePr>
+              <a:graphicFrameLocks noChangeAspect="1"/>
+            </wp:cNvGraphicFramePr>
+            <a:graphic>
+              <a:graphicData uri="http://schemas.openxmlformats.org/drawingml/2006/picture">
+                <pic:pic>
+                  <pic:nvPicPr>
+                    <pic:cNvPr id="194" name="Picture 194" descr="image"/>
+                    <pic:cNvPicPr>
+                      <a:picLocks noChangeAspect="1"/>
+                    </pic:cNvPicPr>
+                  </pic:nvPicPr>
+                  <pic:blipFill>
+                    <a:blip r:embed="rId174"/>
+                    <a:stretch>
+                      <a:fillRect/>
+                    </a:stretch>
+                  </pic:blipFill>
+                  <pic:spPr>
+                    <a:xfrm>
+                      <a:off x="0" y="0"/>
+                      <a:ext cx="3132000" cy="1007687"/>
                     </a:xfrm>
                     <a:prstGeom prst="rect">
                       <a:avLst/>
@@ -10649,7 +10937,7 @@
 </w:document>
 </file>
 
-<file path=word\endnotes.xml><?xml version="1.0" encoding="utf-8"?>
+<file path=word/endnotes.xml><?xml version="1.0" encoding="utf-8"?>
 <w:endnotes xmlns:wpc="http://schemas.microsoft.com/office/word/2010/wordprocessingCanvas" xmlns:cx="http://schemas.microsoft.com/office/drawing/2014/chartex" xmlns:cx1="http://schemas.microsoft.com/office/drawing/2015/9/8/chartex" xmlns:cx2="http://schemas.microsoft.com/office/drawing/2015/10/21/chartex" xmlns:cx3="http://schemas.microsoft.com/office/drawing/2016/5/9/chartex" xmlns:cx4="http://schemas.microsoft.com/office/drawing/2016/5/10/chartex" xmlns:cx5="http://schemas.microsoft.com/office/drawing/2016/5/11/chartex" xmlns:cx6="http://schemas.microsoft.com/office/drawing/2016/5/12/chartex" xmlns:cx7="http://schemas.microsoft.com/office/drawing/2016/5/13/chartex" xmlns:cx8="http://schemas.microsoft.com/office/drawing/2016/5/14/chartex" xmlns:mc="http://schemas.openxmlformats.org/markup-compatibility/2006" xmlns:aink="http://schemas.microsoft.com/office/drawing/2016/ink" xmlns:am3d="http://schemas.microsoft.com/office/drawing/2017/model3d" xmlns:o="urn:schemas-microsoft-com:office:office" xmlns:oel="http://schemas.microsoft.com/office/2019/extlst" xmlns:r="http://schemas.openxmlformats.org/officeDocument/2006/relationships" xmlns:m="http://schemas.openxmlformats.org/officeDocument/2006/math" xmlns:v="urn:schemas-microsoft-com:vml" xmlns:wp14="http://schemas.microsoft.com/office/word/2010/wordprocessingDrawing" xmlns:wp="http://schemas.openxmlformats.org/drawingml/2006/wordprocessingDrawing" xmlns:w10="urn:schemas-microsoft-com:office:word" xmlns:w="http://schemas.openxmlformats.org/wordprocessingml/2006/main" xmlns:w14="http://schemas.microsoft.com/office/word/2010/wordml" xmlns:w15="http://schemas.microsoft.com/office/word/2012/wordml" xmlns:w16cex="http://schemas.microsoft.com/office/word/2018/wordml/cex" xmlns:w16cid="http://schemas.microsoft.com/office/word/2016/wordml/cid" xmlns:w16="http://schemas.microsoft.com/office/word/2018/wordml" xmlns:w16du="http://schemas.microsoft.com/office/word/2023/wordml/word16du" xmlns:w16sdtdh="http://schemas.microsoft.com/office/word/2020/wordml/sdtdatahash" xmlns:w16sdtfl="http://schemas.microsoft.com/office/word/2024/wordml/sdtformatlock" xmlns:w16se="http://schemas.microsoft.com/office/word/2015/wordml/symex" xmlns:wpg="http://schemas.microsoft.com/office/word/2010/wordprocessingGroup" xmlns:wpi="http://schemas.microsoft.com/office/word/2010/wordprocessingInk" xmlns:wne="http://schemas.microsoft.com/office/word/2006/wordml" xmlns:wps="http://schemas.microsoft.com/office/word/2010/wordprocessingShape" mc:Ignorable="w14 w15 w16se w16cid w16 w16cex w16sdtdh w16sdtfl w16du wp14">
   <w:endnote w:type="separator" w:id="-1">
     <w:p>
@@ -10668,71 +10956,7 @@
 </w:endnotes>
 </file>
 
-<file path=word\fontTable.xml><?xml version="1.0" encoding="utf-8"?>
-<w:fonts xmlns:mc="http://schemas.openxmlformats.org/markup-compatibility/2006" xmlns:r="http://schemas.openxmlformats.org/officeDocument/2006/relationships" xmlns:w="http://schemas.openxmlformats.org/wordprocessingml/2006/main" xmlns:w14="http://schemas.microsoft.com/office/word/2010/wordml" xmlns:w15="http://schemas.microsoft.com/office/word/2012/wordml" xmlns:w16cex="http://schemas.microsoft.com/office/word/2018/wordml/cex" xmlns:w16cid="http://schemas.microsoft.com/office/word/2016/wordml/cid" xmlns:w16="http://schemas.microsoft.com/office/word/2018/wordml" xmlns:w16du="http://schemas.microsoft.com/office/word/2023/wordml/word16du" xmlns:w16sdtdh="http://schemas.microsoft.com/office/word/2020/wordml/sdtdatahash" xmlns:w16sdtfl="http://schemas.microsoft.com/office/word/2024/wordml/sdtformatlock" xmlns:w16se="http://schemas.microsoft.com/office/word/2015/wordml/symex" mc:Ignorable="w14 w15 w16se w16cid w16 w16cex w16sdtdh w16sdtfl w16du">
-  <w:font w:name="Times New Roman">
-    <w:panose1 w:val="02020603050405020304"/>
-    <w:charset w:val="00"/>
-    <w:family w:val="roman"/>
-    <w:pitch w:val="variable"/>
-    <w:sig w:usb0="E0002EFF" w:usb1="C000785B" w:usb2="00000009" w:usb3="00000000" w:csb0="000001FF" w:csb1="00000000"/>
-  </w:font>
-  <w:font w:name="宋体">
-    <w:altName w:val="SimSun"/>
-    <w:panose1 w:val="02010600030101010101"/>
-    <w:charset w:val="86"/>
-    <w:family w:val="auto"/>
-    <w:pitch w:val="variable"/>
-    <w:sig w:usb0="00000203" w:usb1="288F0000" w:usb2="00000016" w:usb3="00000000" w:csb0="00040001" w:csb1="00000000"/>
-  </w:font>
-  <w:font w:name="Calibri">
-    <w:panose1 w:val="020F0502020204030204"/>
-    <w:charset w:val="00"/>
-    <w:family w:val="swiss"/>
-    <w:pitch w:val="variable"/>
-    <w:sig w:usb0="E4002EFF" w:usb1="C200247B" w:usb2="00000009" w:usb3="00000000" w:csb0="000001FF" w:csb1="00000000"/>
-  </w:font>
-  <w:font w:name="Arial">
-    <w:panose1 w:val="020B0604020202020204"/>
-    <w:charset w:val="00"/>
-    <w:family w:val="swiss"/>
-    <w:pitch w:val="variable"/>
-    <w:sig w:usb0="E0002EFF" w:usb1="C000785B" w:usb2="00000009" w:usb3="00000000" w:csb0="000001FF" w:csb1="00000000"/>
-  </w:font>
-  <w:font w:name="黑体">
-    <w:altName w:val="SimHei"/>
-    <w:panose1 w:val="02010609060101010101"/>
-    <w:charset w:val="86"/>
-    <w:family w:val="modern"/>
-    <w:pitch w:val="fixed"/>
-    <w:sig w:usb0="800002BF" w:usb1="38CF7CFA" w:usb2="00000016" w:usb3="00000000" w:csb0="00040001" w:csb1="00000000"/>
-  </w:font>
-  <w:font w:name="Helvetica">
-    <w:panose1 w:val="020B0604020202020204"/>
-    <w:charset w:val="00"/>
-    <w:family w:val="swiss"/>
-    <w:pitch w:val="variable"/>
-    <w:sig w:usb0="E0002EFF" w:usb1="C000785B" w:usb2="00000009" w:usb3="00000000" w:csb0="000001FF" w:csb1="00000000"/>
-  </w:font>
-  <w:font w:name="等线 Light">
-    <w:panose1 w:val="02010600030101010101"/>
-    <w:charset w:val="86"/>
-    <w:family w:val="auto"/>
-    <w:pitch w:val="variable"/>
-    <w:sig w:usb0="A00002BF" w:usb1="38CF7CFA" w:usb2="00000016" w:usb3="00000000" w:csb0="0004000F" w:csb1="00000000"/>
-  </w:font>
-  <w:font w:name="等线">
-    <w:altName w:val="DengXian"/>
-    <w:panose1 w:val="02010600030101010101"/>
-    <w:charset w:val="86"/>
-    <w:family w:val="auto"/>
-    <w:pitch w:val="variable"/>
-    <w:sig w:usb0="A00002BF" w:usb1="38CF7CFA" w:usb2="00000016" w:usb3="00000000" w:csb0="0004000F" w:csb1="00000000"/>
-  </w:font>
-</w:fonts>
-</file>
-
-<file path=word\footer1.xml><?xml version="1.0" encoding="utf-8"?>
+<file path=word/footer1.xml><?xml version="1.0" encoding="utf-8"?>
 <w:ftr xmlns:w="http://schemas.openxmlformats.org/wordprocessingml/2006/main">
   <w:p>
     <w:pPr>
@@ -10812,7 +11036,7 @@
 </w:ftr>
 </file>
 
-<file path=word\footnotes.xml><?xml version="1.0" encoding="utf-8"?>
+<file path=word/footnotes.xml><?xml version="1.0" encoding="utf-8"?>
 <w:footnotes xmlns:wpc="http://schemas.microsoft.com/office/word/2010/wordprocessingCanvas" xmlns:cx="http://schemas.microsoft.com/office/drawing/2014/chartex" xmlns:cx1="http://schemas.microsoft.com/office/drawing/2015/9/8/chartex" xmlns:cx2="http://schemas.microsoft.com/office/drawing/2015/10/21/chartex" xmlns:cx3="http://schemas.microsoft.com/office/drawing/2016/5/9/chartex" xmlns:cx4="http://schemas.microsoft.com/office/drawing/2016/5/10/chartex" xmlns:cx5="http://schemas.microsoft.com/office/drawing/2016/5/11/chartex" xmlns:cx6="http://schemas.microsoft.com/office/drawing/2016/5/12/chartex" xmlns:cx7="http://schemas.microsoft.com/office/drawing/2016/5/13/chartex" xmlns:cx8="http://schemas.microsoft.com/office/drawing/2016/5/14/chartex" xmlns:mc="http://schemas.openxmlformats.org/markup-compatibility/2006" xmlns:aink="http://schemas.microsoft.com/office/drawing/2016/ink" xmlns:am3d="http://schemas.microsoft.com/office/drawing/2017/model3d" xmlns:o="urn:schemas-microsoft-com:office:office" xmlns:oel="http://schemas.microsoft.com/office/2019/extlst" xmlns:r="http://schemas.openxmlformats.org/officeDocument/2006/relationships" xmlns:m="http://schemas.openxmlformats.org/officeDocument/2006/math" xmlns:v="urn:schemas-microsoft-com:vml" xmlns:wp14="http://schemas.microsoft.com/office/word/2010/wordprocessingDrawing" xmlns:wp="http://schemas.openxmlformats.org/drawingml/2006/wordprocessingDrawing" xmlns:w10="urn:schemas-microsoft-com:office:word" xmlns:w="http://schemas.openxmlformats.org/wordprocessingml/2006/main" xmlns:w14="http://schemas.microsoft.com/office/word/2010/wordml" xmlns:w15="http://schemas.microsoft.com/office/word/2012/wordml" xmlns:w16cex="http://schemas.microsoft.com/office/word/2018/wordml/cex" xmlns:w16cid="http://schemas.microsoft.com/office/word/2016/wordml/cid" xmlns:w16="http://schemas.microsoft.com/office/word/2018/wordml" xmlns:w16du="http://schemas.microsoft.com/office/word/2023/wordml/word16du" xmlns:w16sdtdh="http://schemas.microsoft.com/office/word/2020/wordml/sdtdatahash" xmlns:w16sdtfl="http://schemas.microsoft.com/office/word/2024/wordml/sdtformatlock" xmlns:w16se="http://schemas.microsoft.com/office/word/2015/wordml/symex" xmlns:wpg="http://schemas.microsoft.com/office/word/2010/wordprocessingGroup" xmlns:wpi="http://schemas.microsoft.com/office/word/2010/wordprocessingInk" xmlns:wne="http://schemas.microsoft.com/office/word/2006/wordml" xmlns:wps="http://schemas.microsoft.com/office/word/2010/wordprocessingShape" mc:Ignorable="w14 w15 w16se w16cid w16 w16cex w16sdtdh w16sdtfl w16du wp14">
   <w:footnote w:type="separator" w:id="-1">
     <w:p>
@@ -10831,103 +11055,7 @@
 </w:footnotes>
 </file>
 
-<file path=word\settings.xml><?xml version="1.0" encoding="utf-8"?>
-<w:settings xmlns:mc="http://schemas.openxmlformats.org/markup-compatibility/2006" xmlns:o="urn:schemas-microsoft-com:office:office" xmlns:r="http://schemas.openxmlformats.org/officeDocument/2006/relationships" xmlns:m="http://schemas.openxmlformats.org/officeDocument/2006/math" xmlns:v="urn:schemas-microsoft-com:vml" xmlns:w10="urn:schemas-microsoft-com:office:word" xmlns:w="http://schemas.openxmlformats.org/wordprocessingml/2006/main" xmlns:w14="http://schemas.microsoft.com/office/word/2010/wordml" xmlns:w15="http://schemas.microsoft.com/office/word/2012/wordml" xmlns:w16cex="http://schemas.microsoft.com/office/word/2018/wordml/cex" xmlns:w16cid="http://schemas.microsoft.com/office/word/2016/wordml/cid" xmlns:w16="http://schemas.microsoft.com/office/word/2018/wordml" xmlns:w16du="http://schemas.microsoft.com/office/word/2023/wordml/word16du" xmlns:w16sdtdh="http://schemas.microsoft.com/office/word/2020/wordml/sdtdatahash" xmlns:w16sdtfl="http://schemas.microsoft.com/office/word/2024/wordml/sdtformatlock" xmlns:w16se="http://schemas.microsoft.com/office/word/2015/wordml/symex" xmlns:sl="http://schemas.openxmlformats.org/schemaLibrary/2006/main" mc:Ignorable="w14 w15 w16se w16cid w16 w16cex w16sdtdh w16sdtfl w16du">
-  <w:zoom w:percent="110"/>
-  <w:doNotTrackMoves/>
-  <w:defaultTabStop w:val="420"/>
-  <w:drawingGridVerticalSpacing w:val="156"/>
-  <w:noPunctuationKerning/>
-  <w:characterSpacingControl w:val="compressPunctuation"/>
-  <w:hdrShapeDefaults>
-    <o:shapedefaults v:ext="edit" spidmax="2050"/>
-  </w:hdrShapeDefaults>
-  <w:footnotePr>
-    <w:footnote w:id="-1"/>
-    <w:footnote w:id="0"/>
-  </w:footnotePr>
-  <w:endnotePr>
-    <w:endnote w:id="-1"/>
-    <w:endnote w:id="0"/>
-  </w:endnotePr>
-  <w:compat>
-    <w:spaceForUL/>
-    <w:balanceSingleByteDoubleByteWidth/>
-    <w:doNotLeaveBackslashAlone/>
-    <w:ulTrailSpace/>
-    <w:doNotExpandShiftReturn/>
-    <w:adjustLineHeightInTable/>
-    <w:doNotWrapTextWithPunct/>
-    <w:doNotUseEastAsianBreakRules/>
-    <w:useFELayout/>
-    <w:useNormalStyleForList/>
-    <w:doNotUseIndentAsNumberingTabStop/>
-    <w:useAltKinsokuLineBreakRules/>
-    <w:allowSpaceOfSameStyleInTable/>
-    <w:doNotSuppressIndentation/>
-    <w:doNotAutofitConstrainedTables/>
-    <w:autofitToFirstFixedWidthCell/>
-    <w:displayHangulFixedWidth/>
-    <w:splitPgBreakAndParaMark/>
-    <w:doNotVertAlignCellWithSp/>
-    <w:doNotBreakConstrainedForcedTable/>
-    <w:doNotVertAlignInTxbx/>
-    <w:useAnsiKerningPairs/>
-    <w:cachedColBalance/>
-    <w:compatSetting w:name="compatibilityMode" w:uri="http://schemas.microsoft.com/office/word" w:val="11"/>
-    <w:compatSetting w:name="allowHyphenationAtTrackBottom" w:uri="http://schemas.microsoft.com/office/word" w:val="1"/>
-    <w:compatSetting w:name="useWord2013TrackBottomHyphenation" w:uri="http://schemas.microsoft.com/office/word" w:val="1"/>
-  </w:compat>
-  <w:docVars>
-    <w:docVar w:name="commondata" w:val="eyJoZGlkIjoiZDI4MzNhNDI3YTgyOGI2MzM4NTI5MjRhOGY4MjBjODYifQ=="/>
-  </w:docVars>
-  <w:rsids>
-    <w:rsidRoot w:val="003523F5"/>
-    <w:rsid w:val="003523F5"/>
-    <w:rsid w:val="05D4108F"/>
-    <w:rsid w:val="18581E27"/>
-    <w:rsid w:val="1BB05AD7"/>
-    <w:rsid w:val="2CFF015B"/>
-    <w:rsid w:val="2EA60995"/>
-    <w:rsid w:val="3E2C61B9"/>
-    <w:rsid w:val="483B30C6"/>
-    <w:rsid w:val="49C03F3A"/>
-    <w:rsid w:val="550A4880"/>
-    <w:rsid w:val="60F375C4"/>
-    <w:rsid w:val="64B21544"/>
-    <w:rsid w:val="6C07486C"/>
-    <w:rsid w:val="6C5D623A"/>
-  </w:rsids>
-  <m:mathPr>
-    <m:mathFont m:val="Cambria Math"/>
-    <m:brkBin m:val="before"/>
-    <m:brkBinSub m:val="--"/>
-    <m:smallFrac m:val="0"/>
-    <m:dispDef/>
-    <m:lMargin m:val="0"/>
-    <m:rMargin m:val="0"/>
-    <m:defJc m:val="centerGroup"/>
-    <m:wrapIndent m:val="1440"/>
-    <m:intLim m:val="subSup"/>
-    <m:naryLim m:val="undOvr"/>
-  </m:mathPr>
-  <w:themeFontLang w:val="en-US" w:eastAsia="zh-CN"/>
-  <w:clrSchemeMapping w:bg1="light1" w:t1="dark1" w:bg2="light2" w:t2="dark2" w:accent1="accent1" w:accent2="accent2" w:accent3="accent3" w:accent4="accent4" w:accent5="accent5" w:accent6="accent6" w:hyperlink="hyperlink" w:followedHyperlink="followedHyperlink"/>
-  <w:doNotIncludeSubdocsInStats/>
-  <w:shapeDefaults>
-    <o:shapedefaults v:ext="edit" spidmax="2050"/>
-    <o:shapelayout v:ext="edit">
-      <o:idmap v:ext="edit" data="1"/>
-    </o:shapelayout>
-  </w:shapeDefaults>
-  <w:decimalSymbol w:val="."/>
-  <w:listSeparator w:val=","/>
-  <w15:chartTrackingRefBased/>
-  <w15:docId w15:val="{0D8FA896-9835-4774-B9E3-6626A95094A8}"/>
-</w:settings>
-</file>
-
-<file path=word\styles.xml><?xml version="1.0" encoding="utf-8"?>
+<file path=word/styles.xml><?xml version="1.0" encoding="utf-8"?>
 <w:styles xmlns:mc="http://schemas.openxmlformats.org/markup-compatibility/2006" xmlns:r="http://schemas.openxmlformats.org/officeDocument/2006/relationships" xmlns:w="http://schemas.openxmlformats.org/wordprocessingml/2006/main" xmlns:w14="http://schemas.microsoft.com/office/word/2010/wordml" xmlns:w15="http://schemas.microsoft.com/office/word/2012/wordml" xmlns:w16cex="http://schemas.microsoft.com/office/word/2018/wordml/cex" xmlns:w16cid="http://schemas.microsoft.com/office/word/2016/wordml/cid" xmlns:w16="http://schemas.microsoft.com/office/word/2018/wordml" xmlns:w16du="http://schemas.microsoft.com/office/word/2023/wordml/word16du" xmlns:w16sdtdh="http://schemas.microsoft.com/office/word/2020/wordml/sdtdatahash" xmlns:w16sdtfl="http://schemas.microsoft.com/office/word/2024/wordml/sdtformatlock" xmlns:w16se="http://schemas.microsoft.com/office/word/2015/wordml/symex" mc:Ignorable="w14 w15 w16se w16cid w16 w16cex w16sdtdh w16sdtfl w16du">
   <w:docDefaults>
     <w:rPrDefault>
@@ -11344,7 +11472,7 @@
 </w:styles>
 </file>
 
-<file path=word\theme\theme1.xml><?xml version="1.0" encoding="utf-8"?>
+<file path=word/theme/theme1.xml><?xml version="1.0" encoding="utf-8"?>
 <a:theme xmlns:a="http://schemas.openxmlformats.org/drawingml/2006/main" name="Office 主题​​">
   <a:themeElements>
     <a:clrScheme name="Office">
@@ -11637,13 +11765,4 @@
     </a:ext>
   </a:extLst>
 </a:theme>
-</file>
-
-<file path=word\webSettings.xml><?xml version="1.0" encoding="utf-8"?>
-<w:webSettings xmlns:mc="http://schemas.openxmlformats.org/markup-compatibility/2006" xmlns:r="http://schemas.openxmlformats.org/officeDocument/2006/relationships" xmlns:w="http://schemas.openxmlformats.org/wordprocessingml/2006/main" xmlns:w14="http://schemas.microsoft.com/office/word/2010/wordml" xmlns:w15="http://schemas.microsoft.com/office/word/2012/wordml" xmlns:w16cex="http://schemas.microsoft.com/office/word/2018/wordml/cex" xmlns:w16cid="http://schemas.microsoft.com/office/word/2016/wordml/cid" xmlns:w16="http://schemas.microsoft.com/office/word/2018/wordml" xmlns:w16du="http://schemas.microsoft.com/office/word/2023/wordml/word16du" xmlns:w16sdtdh="http://schemas.microsoft.com/office/word/2020/wordml/sdtdatahash" xmlns:w16sdtfl="http://schemas.microsoft.com/office/word/2024/wordml/sdtformatlock" xmlns:w16se="http://schemas.microsoft.com/office/word/2015/wordml/symex" mc:Ignorable="w14 w15 w16se w16cid w16 w16cex w16sdtdh w16sdtfl w16du">
-  <w:encoding w:val="x-cp20936"/>
-  <w:optimizeForBrowser/>
-  <w:allowPNG/>
-  <w:pixelsPerInch w:val="120"/>
-</w:webSettings>
 </file>